--- a/data/sample_bids/Bid_ApexLabs_Proposal.docx
+++ b/data/sample_bids/Bid_ApexLabs_Proposal.docx
@@ -27,12 +27,12 @@
     </w:p>
     <w:p>
       <w:r>
-        <w:t>GSTIN: 27AALFA5678K1Z2 (Active)</w:t>
+        <w:t>GSTIN: 27AABCT3456L1Z1 (Active)</w:t>
       </w:r>
     </w:p>
     <w:p>
       <w:r>
-        <w:t>PAN: AALFA5678K</w:t>
+        <w:t>PAN: AABCT3456L</w:t>
       </w:r>
     </w:p>
     <w:p>
